--- a/por/docx/60.content.docx
+++ b/por/docx/60.content.docx
@@ -2657,36 +2657,24 @@
         </w:rPr>
         <w:t xml:space="preserve"> para se referir aos crentes em um relacionamento de aliança com Deus. Assim como Moisés aspergiu sangue sobre o povo de Israel em </w:t>
       </w:r>
-      <w:hyperlink r:id="rId13">
-        <w:r>
-          <w:rPr>
-            <w:lang w:val="pt_PT" w:bidi="pt_PT"/>
-          </w:rPr>
-          <w:rPr>
-            <w:color w:val="0000EE"/>
-            <w:u w:val="single"/>
-          </w:rPr>
-          <w:t>Êxodo 24.1–11</w:t>
-        </w:r>
-      </w:hyperlink>
+      <w:r>
+        <w:rPr>
+          <w:lang w:val="pt_PT" w:bidi="pt_PT"/>
+        </w:rPr>
+        <w:t>Êxodo 24.1–11</w:t>
+      </w:r>
       <w:r>
         <w:rPr>
           <w:lang w:val="pt_PT" w:bidi="pt_PT"/>
         </w:rPr>
         <w:t xml:space="preserve"> para simbolizar que eles estavam entrando em um relacionamento de aliança com Deus, os crentes são unidos em um relacionamento de aliança com Deus por meio da morte de Jesus. Moisés também aspergiu sangue sobre os sacerdotes para separá-los para servir a Deus como sacerdotes ((Lv </w:t>
       </w:r>
-      <w:hyperlink r:id="rId14">
-        <w:r>
-          <w:rPr>
-            <w:lang w:val="pt_PT" w:bidi="pt_PT"/>
-          </w:rPr>
-          <w:rPr>
-            <w:color w:val="0000EE"/>
-            <w:u w:val="single"/>
-          </w:rPr>
-          <w:t>8.30</w:t>
-        </w:r>
-      </w:hyperlink>
+      <w:r>
+        <w:rPr>
+          <w:lang w:val="pt_PT" w:bidi="pt_PT"/>
+        </w:rPr>
+        <w:t>8.30</w:t>
+      </w:r>
       <w:r>
         <w:rPr>
           <w:lang w:val="pt_PT" w:bidi="pt_PT"/>
@@ -3919,18 +3907,12 @@
         </w:rPr>
         <w:t xml:space="preserve">Pedro começa a falar sobre a salvação e a fé dos crentes. </w:t>
       </w:r>
-      <w:hyperlink r:id="rId15">
-        <w:r>
-          <w:rPr>
-            <w:lang w:val="pt_PT" w:bidi="pt_PT"/>
-          </w:rPr>
-          <w:rPr>
-            <w:color w:val="0000EE"/>
-            <w:u w:val="single"/>
-          </w:rPr>
-          <w:t>1.3–5</w:t>
-        </w:r>
-      </w:hyperlink>
+      <w:r>
+        <w:rPr>
+          <w:lang w:val="pt_PT" w:bidi="pt_PT"/>
+        </w:rPr>
+        <w:t>1.3–5</w:t>
+      </w:r>
       <w:r>
         <w:rPr>
           <w:lang w:val="pt_PT" w:bidi="pt_PT"/>
@@ -5150,18 +5132,12 @@
         </w:rPr>
         <w:t xml:space="preserve"> pode se referir a: (1) a “fim dos tempos” mencionado no final do versículo anterior. Tradução alternativa: “a respeito do Dia do Senhor”; (2) tudo descrito em </w:t>
       </w:r>
-      <w:hyperlink r:id="rId15">
-        <w:r>
-          <w:rPr>
-            <w:lang w:val="pt_PT" w:bidi="pt_PT"/>
-          </w:rPr>
-          <w:rPr>
-            <w:color w:val="0000EE"/>
-            <w:u w:val="single"/>
-          </w:rPr>
-          <w:t>1.3–5</w:t>
-        </w:r>
-      </w:hyperlink>
+      <w:r>
+        <w:rPr>
+          <w:lang w:val="pt_PT" w:bidi="pt_PT"/>
+        </w:rPr>
+        <w:t>1.3–5</w:t>
+      </w:r>
       <w:r>
         <w:rPr>
           <w:lang w:val="pt_PT" w:bidi="pt_PT"/>
@@ -8543,18 +8519,12 @@
         </w:rPr>
         <w:t xml:space="preserve"> aqui se refere a tudo que Pedro escreveu em </w:t>
       </w:r>
-      <w:hyperlink r:id="rId16">
-        <w:r>
-          <w:rPr>
-            <w:lang w:val="pt_PT" w:bidi="pt_PT"/>
-          </w:rPr>
-          <w:rPr>
-            <w:color w:val="0000EE"/>
-            <w:u w:val="single"/>
-          </w:rPr>
-          <w:t>1.1–12</w:t>
-        </w:r>
-      </w:hyperlink>
+      <w:r>
+        <w:rPr>
+          <w:lang w:val="pt_PT" w:bidi="pt_PT"/>
+        </w:rPr>
+        <w:t>1.1–12</w:t>
+      </w:r>
       <w:r>
         <w:rPr>
           <w:lang w:val="pt_PT" w:bidi="pt_PT"/>
@@ -9318,18 +9288,12 @@
         </w:rPr>
         <w:t xml:space="preserve"> refere-se à salvação, assim como em </w:t>
       </w:r>
-      <w:hyperlink r:id="rId17">
-        <w:r>
-          <w:rPr>
-            <w:lang w:val="pt_PT" w:bidi="pt_PT"/>
-          </w:rPr>
-          <w:rPr>
-            <w:color w:val="0000EE"/>
-            <w:u w:val="single"/>
-          </w:rPr>
-          <w:t>1.10</w:t>
-        </w:r>
-      </w:hyperlink>
+      <w:r>
+        <w:rPr>
+          <w:lang w:val="pt_PT" w:bidi="pt_PT"/>
+        </w:rPr>
+        <w:t>1.10</w:t>
+      </w:r>
       <w:r>
         <w:rPr>
           <w:lang w:val="pt_PT" w:bidi="pt_PT"/>
@@ -9447,18 +9411,12 @@
         </w:rPr>
         <w:t xml:space="preserve">. Veja como você traduziu esta frase em </w:t>
       </w:r>
-      <w:hyperlink r:id="rId18">
-        <w:r>
-          <w:rPr>
-            <w:lang w:val="pt_PT" w:bidi="pt_PT"/>
-          </w:rPr>
-          <w:rPr>
-            <w:color w:val="0000EE"/>
-            <w:u w:val="single"/>
-          </w:rPr>
-          <w:t>1.7</w:t>
-        </w:r>
-      </w:hyperlink>
+      <w:r>
+        <w:rPr>
+          <w:lang w:val="pt_PT" w:bidi="pt_PT"/>
+        </w:rPr>
+        <w:t>1.7</w:t>
+      </w:r>
       <w:r>
         <w:rPr>
           <w:lang w:val="pt_PT" w:bidi="pt_PT"/>
@@ -10516,18 +10474,12 @@
         </w:rPr>
         <w:t xml:space="preserve"> para introduzir uma citação de um livro do Antigo Testamento (Lv </w:t>
       </w:r>
-      <w:hyperlink r:id="rId19">
-        <w:r>
-          <w:rPr>
-            <w:lang w:val="pt_PT" w:bidi="pt_PT"/>
-          </w:rPr>
-          <w:rPr>
-            <w:color w:val="0000EE"/>
-            <w:u w:val="single"/>
-          </w:rPr>
-          <w:t>11.44</w:t>
-        </w:r>
-      </w:hyperlink>
+      <w:r>
+        <w:rPr>
+          <w:lang w:val="pt_PT" w:bidi="pt_PT"/>
+        </w:rPr>
+        <w:t>11.44</w:t>
+      </w:r>
       <w:r>
         <w:rPr>
           <w:lang w:val="pt_PT" w:bidi="pt_PT"/>
@@ -13166,18 +13118,12 @@
         </w:rPr>
         <w:t xml:space="preserve"> em </w:t>
       </w:r>
-      <w:hyperlink r:id="rId20">
-        <w:r>
-          <w:rPr>
-            <w:lang w:val="pt_PT" w:bidi="pt_PT"/>
-          </w:rPr>
-          <w:rPr>
-            <w:color w:val="0000EE"/>
-            <w:u w:val="single"/>
-          </w:rPr>
-          <w:t>1.9</w:t>
-        </w:r>
-      </w:hyperlink>
+      <w:r>
+        <w:rPr>
+          <w:lang w:val="pt_PT" w:bidi="pt_PT"/>
+        </w:rPr>
+        <w:t>1.9</w:t>
+      </w:r>
       <w:r>
         <w:rPr>
           <w:lang w:val="pt_PT" w:bidi="pt_PT"/>
@@ -13817,18 +13763,12 @@
         </w:rPr>
         <w:t xml:space="preserve"> em </w:t>
       </w:r>
-      <w:hyperlink r:id="rId21">
-        <w:r>
-          <w:rPr>
-            <w:lang w:val="pt_PT" w:bidi="pt_PT"/>
-          </w:rPr>
-          <w:rPr>
-            <w:color w:val="0000EE"/>
-            <w:u w:val="single"/>
-          </w:rPr>
-          <w:t>1.3</w:t>
-        </w:r>
-      </w:hyperlink>
+      <w:r>
+        <w:rPr>
+          <w:lang w:val="pt_PT" w:bidi="pt_PT"/>
+        </w:rPr>
+        <w:t>1.3</w:t>
+      </w:r>
       <w:r>
         <w:rPr>
           <w:lang w:val="pt_PT" w:bidi="pt_PT"/>
@@ -13998,18 +13938,12 @@
         </w:rPr>
         <w:t xml:space="preserve"> não é. Tradução alternativa: “não por meio de uma mensagem humana que pode perecer”; (2) nascimento físico humano, em que o significado é semelhante à ideia expressa em </w:t>
       </w:r>
-      <w:hyperlink r:id="rId22">
-        <w:r>
-          <w:rPr>
-            <w:lang w:val="pt_PT" w:bidi="pt_PT"/>
-          </w:rPr>
-          <w:rPr>
-            <w:color w:val="0000EE"/>
-            <w:u w:val="single"/>
-          </w:rPr>
-          <w:t>1.13</w:t>
-        </w:r>
-      </w:hyperlink>
+      <w:r>
+        <w:rPr>
+          <w:lang w:val="pt_PT" w:bidi="pt_PT"/>
+        </w:rPr>
+        <w:t>1.13</w:t>
+      </w:r>
       <w:r>
         <w:rPr>
           <w:lang w:val="pt_PT" w:bidi="pt_PT"/>
@@ -14454,18 +14388,12 @@
         </w:rPr>
         <w:t xml:space="preserve"> aqui introduz uma citação de algumas frases de um livro do Antigo Testamento (</w:t>
       </w:r>
-      <w:hyperlink r:id="rId23">
-        <w:r>
-          <w:rPr>
-            <w:lang w:val="pt_PT" w:bidi="pt_PT"/>
-          </w:rPr>
-          <w:rPr>
-            <w:color w:val="0000EE"/>
-            <w:u w:val="single"/>
-          </w:rPr>
-          <w:t>Is 40.6–8</w:t>
-        </w:r>
-      </w:hyperlink>
+      <w:r>
+        <w:rPr>
+          <w:lang w:val="pt_PT" w:bidi="pt_PT"/>
+        </w:rPr>
+        <w:t>Is 40.6–8</w:t>
+      </w:r>
       <w:r>
         <w:rPr>
           <w:lang w:val="pt_PT" w:bidi="pt_PT"/>
@@ -14570,18 +14498,12 @@
         </w:rPr>
         <w:t xml:space="preserve">Nestas cláusulas e na primeira cláusula do próximo versículo, Pedro cita partes de </w:t>
       </w:r>
-      <w:hyperlink r:id="rId23">
-        <w:r>
-          <w:rPr>
-            <w:lang w:val="pt_PT" w:bidi="pt_PT"/>
-          </w:rPr>
-          <w:rPr>
-            <w:color w:val="0000EE"/>
-            <w:u w:val="single"/>
-          </w:rPr>
-          <w:t>Isaías 40.6–8</w:t>
-        </w:r>
-      </w:hyperlink>
+      <w:r>
+        <w:rPr>
+          <w:lang w:val="pt_PT" w:bidi="pt_PT"/>
+        </w:rPr>
+        <w:t>Isaías 40.6–8</w:t>
+      </w:r>
       <w:r>
         <w:rPr>
           <w:lang w:val="pt_PT" w:bidi="pt_PT"/>
@@ -15430,18 +15352,12 @@
         </w:rPr>
         <w:t xml:space="preserve">Esta cláusula completa a citação de Pedro de </w:t>
       </w:r>
-      <w:hyperlink r:id="rId23">
-        <w:r>
-          <w:rPr>
-            <w:lang w:val="pt_PT" w:bidi="pt_PT"/>
-          </w:rPr>
-          <w:rPr>
-            <w:color w:val="0000EE"/>
-            <w:u w:val="single"/>
-          </w:rPr>
-          <w:t>Isaías 40.6–8</w:t>
-        </w:r>
-      </w:hyperlink>
+      <w:r>
+        <w:rPr>
+          <w:lang w:val="pt_PT" w:bidi="pt_PT"/>
+        </w:rPr>
+        <w:t>Isaías 40.6–8</w:t>
+      </w:r>
       <w:r>
         <w:rPr>
           <w:lang w:val="pt_PT" w:bidi="pt_PT"/>
@@ -15670,18 +15586,12 @@
         </w:rPr>
         <w:t xml:space="preserve"> no mesmo sentido específico que em </w:t>
       </w:r>
-      <w:hyperlink r:id="rId24">
-        <w:r>
-          <w:rPr>
-            <w:lang w:val="pt_PT" w:bidi="pt_PT"/>
-          </w:rPr>
-          <w:rPr>
-            <w:color w:val="0000EE"/>
-            <w:u w:val="single"/>
-          </w:rPr>
-          <w:t>1.23</w:t>
-        </w:r>
-      </w:hyperlink>
+      <w:r>
+        <w:rPr>
+          <w:lang w:val="pt_PT" w:bidi="pt_PT"/>
+        </w:rPr>
+        <w:t>1.23</w:t>
+      </w:r>
       <w:r>
         <w:rPr>
           <w:lang w:val="pt_PT" w:bidi="pt_PT"/>
@@ -15904,18 +15814,12 @@
         </w:rPr>
         <w:t xml:space="preserve"> refere-se a tudo que Pedro disse no parágrafo anterior (</w:t>
       </w:r>
-      <w:hyperlink r:id="rId25">
-        <w:r>
-          <w:rPr>
-            <w:lang w:val="pt_PT" w:bidi="pt_PT"/>
-          </w:rPr>
-          <w:rPr>
-            <w:color w:val="0000EE"/>
-            <w:u w:val="single"/>
-          </w:rPr>
-          <w:t>1.22–25</w:t>
-        </w:r>
-      </w:hyperlink>
+      <w:r>
+        <w:rPr>
+          <w:lang w:val="pt_PT" w:bidi="pt_PT"/>
+        </w:rPr>
+        <w:t>1.22–25</w:t>
+      </w:r>
       <w:r>
         <w:rPr>
           <w:lang w:val="pt_PT" w:bidi="pt_PT"/>
@@ -16979,18 +16883,12 @@
         </w:rPr>
         <w:t xml:space="preserve"> em </w:t>
       </w:r>
-      <w:hyperlink r:id="rId26">
-        <w:r>
-          <w:rPr>
-            <w:lang w:val="pt_PT" w:bidi="pt_PT"/>
-          </w:rPr>
-          <w:rPr>
-            <w:color w:val="0000EE"/>
-            <w:u w:val="single"/>
-          </w:rPr>
-          <w:t>1.5</w:t>
-        </w:r>
-      </w:hyperlink>
+      <w:r>
+        <w:rPr>
+          <w:lang w:val="pt_PT" w:bidi="pt_PT"/>
+        </w:rPr>
+        <w:t>1.5</w:t>
+      </w:r>
       <w:r>
         <w:rPr>
           <w:lang w:val="pt_PT" w:bidi="pt_PT"/>
@@ -17343,18 +17241,12 @@
         </w:rPr>
         <w:t xml:space="preserve">Esta cláusula é uma paráfrase de Salmo </w:t>
       </w:r>
-      <w:hyperlink r:id="rId27">
-        <w:r>
-          <w:rPr>
-            <w:lang w:val="pt_PT" w:bidi="pt_PT"/>
-          </w:rPr>
-          <w:rPr>
-            <w:color w:val="0000EE"/>
-            <w:u w:val="single"/>
-          </w:rPr>
-          <w:t>34.8</w:t>
-        </w:r>
-      </w:hyperlink>
+      <w:r>
+        <w:rPr>
+          <w:lang w:val="pt_PT" w:bidi="pt_PT"/>
+        </w:rPr>
+        <w:t>34.8</w:t>
+      </w:r>
       <w:r>
         <w:rPr>
           <w:lang w:val="pt_PT" w:bidi="pt_PT"/>
@@ -19241,18 +19133,12 @@
         </w:rPr>
         <w:t xml:space="preserve">Esta frase introduz uma citação de um livro do Antigo Testamento (Is </w:t>
       </w:r>
-      <w:hyperlink r:id="rId28">
-        <w:r>
-          <w:rPr>
-            <w:lang w:val="pt_PT" w:bidi="pt_PT"/>
-          </w:rPr>
-          <w:rPr>
-            <w:color w:val="0000EE"/>
-            <w:u w:val="single"/>
-          </w:rPr>
-          <w:t>28.16</w:t>
-        </w:r>
-      </w:hyperlink>
+      <w:r>
+        <w:rPr>
+          <w:lang w:val="pt_PT" w:bidi="pt_PT"/>
+        </w:rPr>
+        <w:t>28.16</w:t>
+      </w:r>
       <w:r>
         <w:rPr>
           <w:lang w:val="pt_PT" w:bidi="pt_PT"/>
@@ -19357,18 +19243,12 @@
         </w:rPr>
         <w:t xml:space="preserve">Esta frase é uma citação de Isaías </w:t>
       </w:r>
-      <w:hyperlink r:id="rId28">
-        <w:r>
-          <w:rPr>
-            <w:lang w:val="pt_PT" w:bidi="pt_PT"/>
-          </w:rPr>
-          <w:rPr>
-            <w:color w:val="0000EE"/>
-            <w:u w:val="single"/>
-          </w:rPr>
-          <w:t>28.16</w:t>
-        </w:r>
-      </w:hyperlink>
+      <w:r>
+        <w:rPr>
+          <w:lang w:val="pt_PT" w:bidi="pt_PT"/>
+        </w:rPr>
+        <w:t>28.16</w:t>
+      </w:r>
       <w:r>
         <w:rPr>
           <w:lang w:val="pt_PT" w:bidi="pt_PT"/>
@@ -20465,18 +20345,12 @@
         </w:rPr>
         <w:t xml:space="preserve">Esta frase é uma citação de Salmos </w:t>
       </w:r>
-      <w:hyperlink r:id="rId29">
-        <w:r>
-          <w:rPr>
-            <w:lang w:val="pt_PT" w:bidi="pt_PT"/>
-          </w:rPr>
-          <w:rPr>
-            <w:color w:val="0000EE"/>
-            <w:u w:val="single"/>
-          </w:rPr>
-          <w:t>118.22</w:t>
-        </w:r>
-      </w:hyperlink>
+      <w:r>
+        <w:rPr>
+          <w:lang w:val="pt_PT" w:bidi="pt_PT"/>
+        </w:rPr>
+        <w:t>118.22</w:t>
+      </w:r>
       <w:r>
         <w:rPr>
           <w:lang w:val="pt_PT" w:bidi="pt_PT"/>
@@ -20829,18 +20703,12 @@
         </w:rPr>
         <w:t xml:space="preserve">" introduz uma citação de um livro do Antigo Testamento (Is </w:t>
       </w:r>
-      <w:hyperlink r:id="rId30">
-        <w:r>
-          <w:rPr>
-            <w:lang w:val="pt_PT" w:bidi="pt_PT"/>
-          </w:rPr>
-          <w:rPr>
-            <w:color w:val="0000EE"/>
-            <w:u w:val="single"/>
-          </w:rPr>
-          <w:t>8.14</w:t>
-        </w:r>
-      </w:hyperlink>
+      <w:r>
+        <w:rPr>
+          <w:lang w:val="pt_PT" w:bidi="pt_PT"/>
+        </w:rPr>
+        <w:t>8.14</w:t>
+      </w:r>
       <w:r>
         <w:rPr>
           <w:lang w:val="pt_PT" w:bidi="pt_PT"/>
@@ -21180,18 +21048,12 @@
         </w:rPr>
         <w:t xml:space="preserve">Esta frase é uma citação de Isaías </w:t>
       </w:r>
-      <w:hyperlink r:id="rId30">
-        <w:r>
-          <w:rPr>
-            <w:lang w:val="pt_PT" w:bidi="pt_PT"/>
-          </w:rPr>
-          <w:rPr>
-            <w:color w:val="0000EE"/>
-            <w:u w:val="single"/>
-          </w:rPr>
-          <w:t>8.14</w:t>
-        </w:r>
-      </w:hyperlink>
+      <w:r>
+        <w:rPr>
+          <w:lang w:val="pt_PT" w:bidi="pt_PT"/>
+        </w:rPr>
+        <w:t>8.14</w:t>
+      </w:r>
       <w:r>
         <w:rPr>
           <w:lang w:val="pt_PT" w:bidi="pt_PT"/>
@@ -22216,18 +22078,12 @@
         </w:rPr>
         <w:t xml:space="preserve"> é de Isaías </w:t>
       </w:r>
-      <w:hyperlink r:id="rId31">
-        <w:r>
-          <w:rPr>
-            <w:lang w:val="pt_PT" w:bidi="pt_PT"/>
-          </w:rPr>
-          <w:rPr>
-            <w:color w:val="0000EE"/>
-            <w:u w:val="single"/>
-          </w:rPr>
-          <w:t>43.20</w:t>
-        </w:r>
-      </w:hyperlink>
+      <w:r>
+        <w:rPr>
+          <w:lang w:val="pt_PT" w:bidi="pt_PT"/>
+        </w:rPr>
+        <w:t>43.20</w:t>
+      </w:r>
       <w:r>
         <w:rPr>
           <w:lang w:val="pt_PT" w:bidi="pt_PT"/>
@@ -22260,18 +22116,12 @@
         </w:rPr>
         <w:t xml:space="preserve"> são de Êxodo </w:t>
       </w:r>
-      <w:hyperlink r:id="rId32">
-        <w:r>
-          <w:rPr>
-            <w:lang w:val="pt_PT" w:bidi="pt_PT"/>
-          </w:rPr>
-          <w:rPr>
-            <w:color w:val="0000EE"/>
-            <w:u w:val="single"/>
-          </w:rPr>
-          <w:t>19.6</w:t>
-        </w:r>
-      </w:hyperlink>
+      <w:r>
+        <w:rPr>
+          <w:lang w:val="pt_PT" w:bidi="pt_PT"/>
+        </w:rPr>
+        <w:t>19.6</w:t>
+      </w:r>
       <w:r>
         <w:rPr>
           <w:lang w:val="pt_PT" w:bidi="pt_PT"/>
@@ -22291,18 +22141,12 @@
         </w:rPr>
         <w:t xml:space="preserve"> é de Isaías </w:t>
       </w:r>
-      <w:hyperlink r:id="rId33">
-        <w:r>
-          <w:rPr>
-            <w:lang w:val="pt_PT" w:bidi="pt_PT"/>
-          </w:rPr>
-          <w:rPr>
-            <w:color w:val="0000EE"/>
-            <w:u w:val="single"/>
-          </w:rPr>
-          <w:t>43.21</w:t>
-        </w:r>
-      </w:hyperlink>
+      <w:r>
+        <w:rPr>
+          <w:lang w:val="pt_PT" w:bidi="pt_PT"/>
+        </w:rPr>
+        <w:t>43.21</w:t>
+      </w:r>
       <w:r>
         <w:rPr>
           <w:lang w:val="pt_PT" w:bidi="pt_PT"/>
@@ -23112,18 +22956,12 @@
         </w:rPr>
         <w:t>Todas essas quatro frases são citações do Antigo Testamento (</w:t>
       </w:r>
-      <w:hyperlink r:id="rId34">
-        <w:r>
-          <w:rPr>
-            <w:lang w:val="pt_PT" w:bidi="pt_PT"/>
-          </w:rPr>
-          <w:rPr>
-            <w:color w:val="0000EE"/>
-            <w:u w:val="single"/>
-          </w:rPr>
-          <w:t>Os 1.6–10</w:t>
-        </w:r>
-      </w:hyperlink>
+      <w:r>
+        <w:rPr>
+          <w:lang w:val="pt_PT" w:bidi="pt_PT"/>
+        </w:rPr>
+        <w:t>Os 1.6–10</w:t>
+      </w:r>
       <w:r>
         <w:rPr>
           <w:lang w:val="pt_PT" w:bidi="pt_PT"/>
@@ -23565,18 +23403,12 @@
         </w:rPr>
         <w:t xml:space="preserve"> em </w:t>
       </w:r>
-      <w:hyperlink r:id="rId35">
-        <w:r>
-          <w:rPr>
-            <w:lang w:val="pt_PT" w:bidi="pt_PT"/>
-          </w:rPr>
-          <w:rPr>
-            <w:color w:val="0000EE"/>
-            <w:u w:val="single"/>
-          </w:rPr>
-          <w:t>1.1</w:t>
-        </w:r>
-      </w:hyperlink>
+      <w:r>
+        <w:rPr>
+          <w:lang w:val="pt_PT" w:bidi="pt_PT"/>
+        </w:rPr>
+        <w:t>1.1</w:t>
+      </w:r>
       <w:r>
         <w:rPr>
           <w:lang w:val="pt_PT" w:bidi="pt_PT"/>
@@ -25606,18 +25438,12 @@
         </w:rPr>
         <w:t xml:space="preserve">No texto original Pedro está omitindo algumas das palavras que uma frase precisa em muitos idiomas para estar completa. Se for útil no seu idioma, você pode fornecer essas palavras a partir do contexto. Essas palavras poderiam ser: (1) o comando para submeter-se às autoridades mencionado em </w:t>
       </w:r>
-      <w:hyperlink r:id="rId36">
-        <w:r>
-          <w:rPr>
-            <w:lang w:val="pt_PT" w:bidi="pt_PT"/>
-          </w:rPr>
-          <w:rPr>
-            <w:color w:val="0000EE"/>
-            <w:u w:val="single"/>
-          </w:rPr>
-          <w:t>2.13</w:t>
-        </w:r>
-      </w:hyperlink>
+      <w:r>
+        <w:rPr>
+          <w:lang w:val="pt_PT" w:bidi="pt_PT"/>
+        </w:rPr>
+        <w:t>2.13</w:t>
+      </w:r>
       <w:r>
         <w:rPr>
           <w:lang w:val="pt_PT" w:bidi="pt_PT"/>
@@ -27468,18 +27294,12 @@
         </w:rPr>
         <w:t xml:space="preserve">Este versículo é uma citação de Isaías </w:t>
       </w:r>
-      <w:hyperlink r:id="rId37">
-        <w:r>
-          <w:rPr>
-            <w:lang w:val="pt_PT" w:bidi="pt_PT"/>
-          </w:rPr>
-          <w:rPr>
-            <w:color w:val="0000EE"/>
-            <w:u w:val="single"/>
-          </w:rPr>
-          <w:t>53.9</w:t>
-        </w:r>
-      </w:hyperlink>
+      <w:r>
+        <w:rPr>
+          <w:lang w:val="pt_PT" w:bidi="pt_PT"/>
+        </w:rPr>
+        <w:t>53.9</w:t>
+      </w:r>
       <w:r>
         <w:rPr>
           <w:lang w:val="pt_PT" w:bidi="pt_PT"/>
@@ -29007,18 +28827,12 @@
         </w:rPr>
         <w:t xml:space="preserve">Esta cláusula é uma citação de Isaías </w:t>
       </w:r>
-      <w:hyperlink r:id="rId38">
-        <w:r>
-          <w:rPr>
-            <w:lang w:val="pt_PT" w:bidi="pt_PT"/>
-          </w:rPr>
-          <w:rPr>
-            <w:color w:val="0000EE"/>
-            <w:u w:val="single"/>
-          </w:rPr>
-          <w:t>53.5</w:t>
-        </w:r>
-      </w:hyperlink>
+      <w:r>
+        <w:rPr>
+          <w:lang w:val="pt_PT" w:bidi="pt_PT"/>
+        </w:rPr>
+        <w:t>53.5</w:t>
+      </w:r>
       <w:r>
         <w:rPr>
           <w:lang w:val="pt_PT" w:bidi="pt_PT"/>
@@ -29717,18 +29531,12 @@
         </w:rPr>
         <w:t xml:space="preserve"> em </w:t>
       </w:r>
-      <w:hyperlink r:id="rId20">
-        <w:r>
-          <w:rPr>
-            <w:lang w:val="pt_PT" w:bidi="pt_PT"/>
-          </w:rPr>
-          <w:rPr>
-            <w:color w:val="0000EE"/>
-            <w:u w:val="single"/>
-          </w:rPr>
-          <w:t>1.9</w:t>
-        </w:r>
-      </w:hyperlink>
+      <w:r>
+        <w:rPr>
+          <w:lang w:val="pt_PT" w:bidi="pt_PT"/>
+        </w:rPr>
+        <w:t>1.9</w:t>
+      </w:r>
       <w:r>
         <w:rPr>
           <w:lang w:val="pt_PT" w:bidi="pt_PT"/>
@@ -29818,18 +29626,12 @@
         </w:rPr>
         <w:t xml:space="preserve">Em </w:t>
       </w:r>
-      <w:hyperlink r:id="rId39">
-        <w:r>
-          <w:rPr>
-            <w:lang w:val="pt_PT" w:bidi="pt_PT"/>
-          </w:rPr>
-          <w:rPr>
-            <w:color w:val="0000EE"/>
-            <w:u w:val="single"/>
-          </w:rPr>
-          <w:t>3.1–6</w:t>
-        </w:r>
-      </w:hyperlink>
+      <w:r>
+        <w:rPr>
+          <w:lang w:val="pt_PT" w:bidi="pt_PT"/>
+        </w:rPr>
+        <w:t>3.1–6</w:t>
+      </w:r>
       <w:r>
         <w:rPr>
           <w:lang w:val="pt_PT" w:bidi="pt_PT"/>
@@ -29954,18 +29756,12 @@
         </w:rPr>
         <w:t xml:space="preserve"> pode referir-se a: (1) recusar-se a acreditar na mensagem do evangelho, como em </w:t>
       </w:r>
-      <w:hyperlink r:id="rId40">
-        <w:r>
-          <w:rPr>
-            <w:lang w:val="pt_PT" w:bidi="pt_PT"/>
-          </w:rPr>
-          <w:rPr>
-            <w:color w:val="0000EE"/>
-            <w:u w:val="single"/>
-          </w:rPr>
-          <w:t>2.8</w:t>
-        </w:r>
-      </w:hyperlink>
+      <w:r>
+        <w:rPr>
+          <w:lang w:val="pt_PT" w:bidi="pt_PT"/>
+        </w:rPr>
+        <w:t>2.8</w:t>
+      </w:r>
       <w:r>
         <w:rPr>
           <w:lang w:val="pt_PT" w:bidi="pt_PT"/>
@@ -32192,18 +31988,12 @@
         </w:rPr>
         <w:t xml:space="preserve">Veja como você traduziu a cláusula semelhante em </w:t>
       </w:r>
-      <w:hyperlink r:id="rId41">
-        <w:r>
-          <w:rPr>
-            <w:lang w:val="pt_PT" w:bidi="pt_PT"/>
-          </w:rPr>
-          <w:rPr>
-            <w:color w:val="0000EE"/>
-            <w:u w:val="single"/>
-          </w:rPr>
-          <w:t>3.1</w:t>
-        </w:r>
-      </w:hyperlink>
+      <w:r>
+        <w:rPr>
+          <w:lang w:val="pt_PT" w:bidi="pt_PT"/>
+        </w:rPr>
+        <w:t>3.1</w:t>
+      </w:r>
       <w:r>
         <w:rPr>
           <w:lang w:val="pt_PT" w:bidi="pt_PT"/>
@@ -32942,18 +32732,12 @@
         </w:rPr>
         <w:t xml:space="preserve"> é um termo usado para se referir tanto a homens quanto a mulheres na Bíblia (</w:t>
       </w:r>
-      <w:hyperlink r:id="rId42">
-        <w:r>
-          <w:rPr>
-            <w:lang w:val="pt_PT" w:bidi="pt_PT"/>
-          </w:rPr>
-          <w:rPr>
-            <w:color w:val="0000EE"/>
-            <w:u w:val="single"/>
-          </w:rPr>
-          <w:t>9.15</w:t>
-        </w:r>
-      </w:hyperlink>
+      <w:r>
+        <w:rPr>
+          <w:lang w:val="pt_PT" w:bidi="pt_PT"/>
+        </w:rPr>
+        <w:t>9.15</w:t>
+      </w:r>
       <w:r>
         <w:rPr>
           <w:lang w:val="pt_PT" w:bidi="pt_PT"/>
@@ -33633,18 +33417,12 @@
         </w:rPr>
         <w:t xml:space="preserve">Em </w:t>
       </w:r>
-      <w:hyperlink r:id="rId43">
-        <w:r>
-          <w:rPr>
-            <w:lang w:val="pt_PT" w:bidi="pt_PT"/>
-          </w:rPr>
-          <w:rPr>
-            <w:color w:val="0000EE"/>
-            <w:u w:val="single"/>
-          </w:rPr>
-          <w:t>3.8–12</w:t>
-        </w:r>
-      </w:hyperlink>
+      <w:r>
+        <w:rPr>
+          <w:lang w:val="pt_PT" w:bidi="pt_PT"/>
+        </w:rPr>
+        <w:t>3.8–12</w:t>
+      </w:r>
       <w:r>
         <w:rPr>
           <w:lang w:val="pt_PT" w:bidi="pt_PT"/>
@@ -34622,18 +34400,12 @@
         </w:rPr>
         <w:t>" aqui introduz uma citação do Antigo Testamento (</w:t>
       </w:r>
-      <w:hyperlink r:id="rId44">
-        <w:r>
-          <w:rPr>
-            <w:lang w:val="pt_PT" w:bidi="pt_PT"/>
-          </w:rPr>
-          <w:rPr>
-            <w:color w:val="0000EE"/>
-            <w:u w:val="single"/>
-          </w:rPr>
-          <w:t>Sl 34.12–16</w:t>
-        </w:r>
-      </w:hyperlink>
+      <w:r>
+        <w:rPr>
+          <w:lang w:val="pt_PT" w:bidi="pt_PT"/>
+        </w:rPr>
+        <w:t>Sl 34.12–16</w:t>
+      </w:r>
       <w:r>
         <w:rPr>
           <w:lang w:val="pt_PT" w:bidi="pt_PT"/>
@@ -34752,36 +34524,24 @@
         </w:rPr>
         <w:t xml:space="preserve">Desta cláusula até o final de </w:t>
       </w:r>
-      <w:hyperlink r:id="rId45">
-        <w:r>
-          <w:rPr>
-            <w:lang w:val="pt_PT" w:bidi="pt_PT"/>
-          </w:rPr>
-          <w:rPr>
-            <w:color w:val="0000EE"/>
-            <w:u w:val="single"/>
-          </w:rPr>
-          <w:t>3.12</w:t>
-        </w:r>
-      </w:hyperlink>
+      <w:r>
+        <w:rPr>
+          <w:lang w:val="pt_PT" w:bidi="pt_PT"/>
+        </w:rPr>
+        <w:t>3.12</w:t>
+      </w:r>
       <w:r>
         <w:rPr>
           <w:lang w:val="pt_PT" w:bidi="pt_PT"/>
         </w:rPr>
         <w:t xml:space="preserve">, Pedro cita </w:t>
       </w:r>
-      <w:hyperlink r:id="rId44">
-        <w:r>
-          <w:rPr>
-            <w:lang w:val="pt_PT" w:bidi="pt_PT"/>
-          </w:rPr>
-          <w:rPr>
-            <w:color w:val="0000EE"/>
-            <w:u w:val="single"/>
-          </w:rPr>
-          <w:t>Salmo 34.12–16</w:t>
-        </w:r>
-      </w:hyperlink>
+      <w:r>
+        <w:rPr>
+          <w:lang w:val="pt_PT" w:bidi="pt_PT"/>
+        </w:rPr>
+        <w:t>Salmo 34.12–16</w:t>
+      </w:r>
       <w:r>
         <w:rPr>
           <w:lang w:val="pt_PT" w:bidi="pt_PT"/>
@@ -36591,18 +36351,12 @@
         </w:rPr>
         <w:t xml:space="preserve">Após esta frase, Pedro também conclui sua citação do livro dos Salmos. Se você decidiu em </w:t>
       </w:r>
-      <w:hyperlink r:id="rId46">
-        <w:r>
-          <w:rPr>
-            <w:lang w:val="pt_PT" w:bidi="pt_PT"/>
-          </w:rPr>
-          <w:rPr>
-            <w:color w:val="0000EE"/>
-            <w:u w:val="single"/>
-          </w:rPr>
-          <w:t>3.10</w:t>
-        </w:r>
-      </w:hyperlink>
+      <w:r>
+        <w:rPr>
+          <w:lang w:val="pt_PT" w:bidi="pt_PT"/>
+        </w:rPr>
+        <w:t>3.10</w:t>
+      </w:r>
       <w:r>
         <w:rPr>
           <w:lang w:val="pt_PT" w:bidi="pt_PT"/>
@@ -36692,18 +36446,12 @@
         </w:rPr>
         <w:t xml:space="preserve">Em </w:t>
       </w:r>
-      <w:hyperlink r:id="rId47">
-        <w:r>
-          <w:rPr>
-            <w:lang w:val="pt_PT" w:bidi="pt_PT"/>
-          </w:rPr>
-          <w:rPr>
-            <w:color w:val="0000EE"/>
-            <w:u w:val="single"/>
-          </w:rPr>
-          <w:t>3.13–22</w:t>
-        </w:r>
-      </w:hyperlink>
+      <w:r>
+        <w:rPr>
+          <w:lang w:val="pt_PT" w:bidi="pt_PT"/>
+        </w:rPr>
+        <w:t>3.13–22</w:t>
+      </w:r>
       <w:r>
         <w:rPr>
           <w:lang w:val="pt_PT" w:bidi="pt_PT"/>
@@ -37280,18 +37028,12 @@
         </w:rPr>
         <w:t xml:space="preserve">Esta frase é uma citação de Isaías </w:t>
       </w:r>
-      <w:hyperlink r:id="rId48">
-        <w:r>
-          <w:rPr>
-            <w:lang w:val="pt_PT" w:bidi="pt_PT"/>
-          </w:rPr>
-          <w:rPr>
-            <w:color w:val="0000EE"/>
-            <w:u w:val="single"/>
-          </w:rPr>
-          <w:t>8.12</w:t>
-        </w:r>
-      </w:hyperlink>
+      <w:r>
+        <w:rPr>
+          <w:lang w:val="pt_PT" w:bidi="pt_PT"/>
+        </w:rPr>
+        <w:t>8.12</w:t>
+      </w:r>
       <w:r>
         <w:rPr>
           <w:lang w:val="pt_PT" w:bidi="pt_PT"/>
@@ -40032,54 +39774,24 @@
         </w:rPr>
         <w:t xml:space="preserve"> pode se referir a: (1) espíritos malignos que Deus aprisionou por causa do que fizeram antes do dilúvio no tempo de Noé (Veja: </w:t>
       </w:r>
-      <w:hyperlink r:id="rId49">
-        <w:r>
-          <w:rPr>
-            <w:lang w:val="pt_PT" w:bidi="pt_PT"/>
-          </w:rPr>
-          <w:rPr>
-            <w:color w:val="0000EE"/>
-            <w:u w:val="single"/>
-          </w:rPr>
-          <w:t>2Pe 2.4–5</w:t>
-        </w:r>
-      </w:hyperlink>
-      <w:r>
-        <w:rPr>
-          <w:lang w:val="pt_PT" w:bidi="pt_PT"/>
-        </w:rPr>
-        <w:t xml:space="preserve">; </w:t>
-      </w:r>
-      <w:hyperlink r:id="rId50">
-        <w:r>
-          <w:rPr>
-            <w:lang w:val="pt_PT" w:bidi="pt_PT"/>
-          </w:rPr>
-          <w:rPr>
-            <w:color w:val="0000EE"/>
-            <w:u w:val="single"/>
-          </w:rPr>
-          <w:t>Jd 6–7</w:t>
-        </w:r>
-      </w:hyperlink>
-      <w:r>
-        <w:rPr>
-          <w:lang w:val="pt_PT" w:bidi="pt_PT"/>
-        </w:rPr>
-        <w:t xml:space="preserve">; </w:t>
-      </w:r>
-      <w:hyperlink r:id="rId51">
-        <w:r>
-          <w:rPr>
-            <w:lang w:val="pt_PT" w:bidi="pt_PT"/>
-          </w:rPr>
-          <w:rPr>
-            <w:color w:val="0000EE"/>
-            <w:u w:val="single"/>
-          </w:rPr>
-          <w:t>Gn 6.1–4</w:t>
-        </w:r>
-      </w:hyperlink>
+      <w:r>
+        <w:rPr>
+          <w:lang w:val="pt_PT" w:bidi="pt_PT"/>
+        </w:rPr>
+        <w:t>2Pe 2.4–5</w:t>
+      </w:r>
+      <w:r>
+        <w:rPr>
+          <w:lang w:val="pt_PT" w:bidi="pt_PT"/>
+        </w:rPr>
+        <w:t xml:space="preserve">; Jd 6–7; </w:t>
+      </w:r>
+      <w:r>
+        <w:rPr>
+          <w:lang w:val="pt_PT" w:bidi="pt_PT"/>
+        </w:rPr>
+        <w:t>Gn 6.1–4</w:t>
+      </w:r>
       <w:r>
         <w:rPr>
           <w:lang w:val="pt_PT" w:bidi="pt_PT"/>
@@ -40223,41 +39935,17 @@
         </w:rPr>
         <w:t xml:space="preserve"> como uma metáfora. Isso pode se referir a: (1) um lugar onde Deus aprisionou certos espíritos malignos que Ele julgará quando julgar o mundo inteiro (Veja: </w:t>
       </w:r>
-      <w:hyperlink r:id="rId49">
-        <w:r>
-          <w:rPr>
-            <w:lang w:val="pt_PT" w:bidi="pt_PT"/>
-          </w:rPr>
-          <w:rPr>
-            <w:color w:val="0000EE"/>
-            <w:u w:val="single"/>
-          </w:rPr>
-          <w:t>2Pe 2.4–5</w:t>
-        </w:r>
-      </w:hyperlink>
-      <w:r>
-        <w:rPr>
-          <w:lang w:val="pt_PT" w:bidi="pt_PT"/>
-        </w:rPr>
-        <w:t xml:space="preserve">; </w:t>
-      </w:r>
-      <w:hyperlink r:id="rId50">
-        <w:r>
-          <w:rPr>
-            <w:lang w:val="pt_PT" w:bidi="pt_PT"/>
-          </w:rPr>
-          <w:rPr>
-            <w:color w:val="0000EE"/>
-            <w:u w:val="single"/>
-          </w:rPr>
-          <w:t>Jd 6–7</w:t>
-        </w:r>
-      </w:hyperlink>
-      <w:r>
-        <w:rPr>
-          <w:lang w:val="pt_PT" w:bidi="pt_PT"/>
-        </w:rPr>
-        <w:t>). Tradução alternativa: “que Deus havia aprisionado para aguardar o julgamento”; (2) o lugar para onde as pessoas pecadoras vão quando morrem. Tradução alternativa: “no inferno”.</w:t>
+      <w:r>
+        <w:rPr>
+          <w:lang w:val="pt_PT" w:bidi="pt_PT"/>
+        </w:rPr>
+        <w:t>2Pe 2.4–5</w:t>
+      </w:r>
+      <w:r>
+        <w:rPr>
+          <w:lang w:val="pt_PT" w:bidi="pt_PT"/>
+        </w:rPr>
+        <w:t>; Jd 6–7). Tradução alternativa: “que Deus havia aprisionado para aguardar o julgamento”; (2) o lugar para onde as pessoas pecadoras vão quando morrem. Tradução alternativa: “no inferno”.</w:t>
       </w:r>
     </w:p>
     <w:p>
@@ -41201,18 +40889,12 @@
         </w:rPr>
         <w:t xml:space="preserve"> para se referir à fé em Jesus que os crentes professam quando são batizados. A Bíblia afirma claramente que Deus salva as pessoas pela graça mediante a fé, não por qualquer obra como o batismo (</w:t>
       </w:r>
-      <w:hyperlink r:id="rId52">
-        <w:r>
-          <w:rPr>
-            <w:lang w:val="pt_PT" w:bidi="pt_PT"/>
-          </w:rPr>
-          <w:rPr>
-            <w:color w:val="0000EE"/>
-            <w:u w:val="single"/>
-          </w:rPr>
-          <w:t>Ef 2.8–9</w:t>
-        </w:r>
-      </w:hyperlink>
+      <w:r>
+        <w:rPr>
+          <w:lang w:val="pt_PT" w:bidi="pt_PT"/>
+        </w:rPr>
+        <w:t>Ef 2.8–9</w:t>
+      </w:r>
       <w:r>
         <w:rPr>
           <w:lang w:val="pt_PT" w:bidi="pt_PT"/>
@@ -42718,18 +42400,12 @@
         </w:rPr>
         <w:t xml:space="preserve">aqui se refere ao que Pedro disse sobre o sofrimento de Jesus em </w:t>
       </w:r>
-      <w:hyperlink r:id="rId53">
-        <w:r>
-          <w:rPr>
-            <w:lang w:val="pt_PT" w:bidi="pt_PT"/>
-          </w:rPr>
-          <w:rPr>
-            <w:color w:val="0000EE"/>
-            <w:u w:val="single"/>
-          </w:rPr>
-          <w:t>3.18</w:t>
-        </w:r>
-      </w:hyperlink>
+      <w:r>
+        <w:rPr>
+          <w:lang w:val="pt_PT" w:bidi="pt_PT"/>
+        </w:rPr>
+        <w:t>3.18</w:t>
+      </w:r>
       <w:r>
         <w:rPr>
           <w:lang w:val="pt_PT" w:bidi="pt_PT"/>
@@ -45353,18 +45029,12 @@
         </w:rPr>
         <w:t xml:space="preserve"> refere-se a pessoas que ouviram o evangelho enquanto estavam vivas, mas que haviam morrido quando Pedro escreveu esta carta. Algumas pessoas acreditam que esta cláusula significa que Jesus foi ao inferno e pregou o evangelho para pessoas que haviam morrido antes de Jesus morrer na cruz. No entanto, essa ideia contradiz a declaração em Hebreus </w:t>
       </w:r>
-      <w:hyperlink r:id="rId54">
-        <w:r>
-          <w:rPr>
-            <w:lang w:val="pt_PT" w:bidi="pt_PT"/>
-          </w:rPr>
-          <w:rPr>
-            <w:color w:val="0000EE"/>
-            <w:u w:val="single"/>
-          </w:rPr>
-          <w:t>9.27</w:t>
-        </w:r>
-      </w:hyperlink>
+      <w:r>
+        <w:rPr>
+          <w:lang w:val="pt_PT" w:bidi="pt_PT"/>
+        </w:rPr>
+        <w:t>9.27</w:t>
+      </w:r>
       <w:r>
         <w:rPr>
           <w:lang w:val="pt_PT" w:bidi="pt_PT"/>
@@ -45848,18 +45518,12 @@
         </w:rPr>
         <w:t xml:space="preserve">" para se referir à vida de alguém. Veja como você traduziu essa expressão em </w:t>
       </w:r>
-      <w:hyperlink r:id="rId55">
-        <w:r>
-          <w:rPr>
-            <w:lang w:val="pt_PT" w:bidi="pt_PT"/>
-          </w:rPr>
-          <w:rPr>
-            <w:color w:val="0000EE"/>
-            <w:u w:val="single"/>
-          </w:rPr>
-          <w:t>4.2</w:t>
-        </w:r>
-      </w:hyperlink>
+      <w:r>
+        <w:rPr>
+          <w:lang w:val="pt_PT" w:bidi="pt_PT"/>
+        </w:rPr>
+        <w:t>4.2</w:t>
+      </w:r>
       <w:r>
         <w:rPr>
           <w:lang w:val="pt_PT" w:bidi="pt_PT"/>
@@ -46129,18 +45793,12 @@
         </w:rPr>
         <w:t xml:space="preserve"> pode se referir a: (1) o Espírito Santo, caso em que esta frase indicaria o meio pelo qual as pessoas receberam a vida eterna. Tradução alternativa: “eles possam viver pelo Espírito”; (2) sua existência espiritual, caso em que esta frase estaria se referindo ao reino espiritual que é contrastado com o reino físico mencionado anteriormente no versículo com a frase “na carne”. Tradução alternativa: “eles possam viver espiritualmente” ou “eles possam viver no reino espiritual”. Veja como você traduziu a mesma expressão em </w:t>
       </w:r>
-      <w:hyperlink r:id="rId53">
-        <w:r>
-          <w:rPr>
-            <w:lang w:val="pt_PT" w:bidi="pt_PT"/>
-          </w:rPr>
-          <w:rPr>
-            <w:color w:val="0000EE"/>
-            <w:u w:val="single"/>
-          </w:rPr>
-          <w:t>3.18</w:t>
-        </w:r>
-      </w:hyperlink>
+      <w:r>
+        <w:rPr>
+          <w:lang w:val="pt_PT" w:bidi="pt_PT"/>
+        </w:rPr>
+        <w:t>3.18</w:t>
+      </w:r>
       <w:r>
         <w:rPr>
           <w:lang w:val="pt_PT" w:bidi="pt_PT"/>
@@ -46605,18 +46263,12 @@
         </w:rPr>
         <w:t xml:space="preserve"> em </w:t>
       </w:r>
-      <w:hyperlink r:id="rId56">
-        <w:r>
-          <w:rPr>
-            <w:lang w:val="pt_PT" w:bidi="pt_PT"/>
-          </w:rPr>
-          <w:rPr>
-            <w:color w:val="0000EE"/>
-            <w:u w:val="single"/>
-          </w:rPr>
-          <w:t>1.13</w:t>
-        </w:r>
-      </w:hyperlink>
+      <w:r>
+        <w:rPr>
+          <w:lang w:val="pt_PT" w:bidi="pt_PT"/>
+        </w:rPr>
+        <w:t>1.13</w:t>
+      </w:r>
       <w:r>
         <w:rPr>
           <w:lang w:val="pt_PT" w:bidi="pt_PT"/>
@@ -49135,54 +48787,36 @@
         </w:rPr>
         <w:t xml:space="preserve"> que é uma expressão idiomática que se refere ao Espírito Santo habitando continuamente dentro dos cristãos. Pedro tomou emprestada essa linguagem de Isaías </w:t>
       </w:r>
-      <w:hyperlink r:id="rId57">
-        <w:r>
-          <w:rPr>
-            <w:lang w:val="pt_PT" w:bidi="pt_PT"/>
-          </w:rPr>
-          <w:rPr>
-            <w:color w:val="0000EE"/>
-            <w:u w:val="single"/>
-          </w:rPr>
-          <w:t>11.2</w:t>
-        </w:r>
-      </w:hyperlink>
+      <w:r>
+        <w:rPr>
+          <w:lang w:val="pt_PT" w:bidi="pt_PT"/>
+        </w:rPr>
+        <w:t>11.2</w:t>
+      </w:r>
       <w:r>
         <w:rPr>
           <w:lang w:val="pt_PT" w:bidi="pt_PT"/>
         </w:rPr>
         <w:t>, onde originalmente se referia ao Espírito Santo habitando no Messias. O Espírito Santo habita no Messias, assim como naqueles que acreditam no Messias (</w:t>
       </w:r>
-      <w:hyperlink r:id="rId58">
-        <w:r>
-          <w:rPr>
-            <w:lang w:val="pt_PT" w:bidi="pt_PT"/>
-          </w:rPr>
-          <w:rPr>
-            <w:color w:val="0000EE"/>
-            <w:u w:val="single"/>
-          </w:rPr>
-          <w:t>1.33</w:t>
-        </w:r>
-      </w:hyperlink>
+      <w:r>
+        <w:rPr>
+          <w:lang w:val="pt_PT" w:bidi="pt_PT"/>
+        </w:rPr>
+        <w:t>1.33</w:t>
+      </w:r>
       <w:r>
         <w:rPr>
           <w:lang w:val="pt_PT" w:bidi="pt_PT"/>
         </w:rPr>
         <w:t xml:space="preserve">; </w:t>
       </w:r>
-      <w:hyperlink r:id="rId59">
-        <w:r>
-          <w:rPr>
-            <w:lang w:val="pt_PT" w:bidi="pt_PT"/>
-          </w:rPr>
-          <w:rPr>
-            <w:color w:val="0000EE"/>
-            <w:u w:val="single"/>
-          </w:rPr>
-          <w:t>14.16–17</w:t>
-        </w:r>
-      </w:hyperlink>
+      <w:r>
+        <w:rPr>
+          <w:lang w:val="pt_PT" w:bidi="pt_PT"/>
+        </w:rPr>
+        <w:t>14.16–17</w:t>
+      </w:r>
       <w:r>
         <w:rPr>
           <w:lang w:val="pt_PT" w:bidi="pt_PT"/>
@@ -50552,18 +50186,12 @@
         </w:rPr>
         <w:t xml:space="preserve"> refere-se a não seguir a ordem de se arrepender e crer no evangelho, que faz parte da mensagem do evangelho. Veja como você traduziu uma frase semelhante em </w:t>
       </w:r>
-      <w:hyperlink r:id="rId40">
-        <w:r>
-          <w:rPr>
-            <w:lang w:val="pt_PT" w:bidi="pt_PT"/>
-          </w:rPr>
-          <w:rPr>
-            <w:color w:val="0000EE"/>
-            <w:u w:val="single"/>
-          </w:rPr>
-          <w:t>2.8</w:t>
-        </w:r>
-      </w:hyperlink>
+      <w:r>
+        <w:rPr>
+          <w:lang w:val="pt_PT" w:bidi="pt_PT"/>
+        </w:rPr>
+        <w:t>2.8</w:t>
+      </w:r>
       <w:r>
         <w:rPr>
           <w:lang w:val="pt_PT" w:bidi="pt_PT"/>
@@ -50805,18 +50433,12 @@
         </w:rPr>
         <w:t>" introduz uma citação de um livro do Antigo Testamento (</w:t>
       </w:r>
-      <w:hyperlink r:id="rId60">
-        <w:r>
-          <w:rPr>
-            <w:lang w:val="pt_PT" w:bidi="pt_PT"/>
-          </w:rPr>
-          <w:rPr>
-            <w:color w:val="0000EE"/>
-            <w:u w:val="single"/>
-          </w:rPr>
-          <w:t>Pv 11.31</w:t>
-        </w:r>
-      </w:hyperlink>
+      <w:r>
+        <w:rPr>
+          <w:lang w:val="pt_PT" w:bidi="pt_PT"/>
+        </w:rPr>
+        <w:t>Pv 11.31</w:t>
+      </w:r>
       <w:r>
         <w:rPr>
           <w:lang w:val="pt_PT" w:bidi="pt_PT"/>
@@ -50935,18 +50557,12 @@
         </w:rPr>
         <w:t xml:space="preserve">Esta frase é uma citação de </w:t>
       </w:r>
-      <w:hyperlink r:id="rId60">
-        <w:r>
-          <w:rPr>
-            <w:lang w:val="pt_PT" w:bidi="pt_PT"/>
-          </w:rPr>
-          <w:rPr>
-            <w:color w:val="0000EE"/>
-            <w:u w:val="single"/>
-          </w:rPr>
-          <w:t>Provérbios 11.31</w:t>
-        </w:r>
-      </w:hyperlink>
+      <w:r>
+        <w:rPr>
+          <w:lang w:val="pt_PT" w:bidi="pt_PT"/>
+        </w:rPr>
+        <w:t>Provérbios 11.31</w:t>
+      </w:r>
       <w:r>
         <w:rPr>
           <w:lang w:val="pt_PT" w:bidi="pt_PT"/>
@@ -51681,18 +51297,12 @@
         </w:rPr>
         <w:t xml:space="preserve"> em </w:t>
       </w:r>
-      <w:hyperlink r:id="rId20">
-        <w:r>
-          <w:rPr>
-            <w:lang w:val="pt_PT" w:bidi="pt_PT"/>
-          </w:rPr>
-          <w:rPr>
-            <w:color w:val="0000EE"/>
-            <w:u w:val="single"/>
-          </w:rPr>
-          <w:t>1.9</w:t>
-        </w:r>
-      </w:hyperlink>
+      <w:r>
+        <w:rPr>
+          <w:lang w:val="pt_PT" w:bidi="pt_PT"/>
+        </w:rPr>
+        <w:t>1.9</w:t>
+      </w:r>
       <w:r>
         <w:rPr>
           <w:lang w:val="pt_PT" w:bidi="pt_PT"/>
@@ -51860,18 +51470,12 @@
         </w:rPr>
         <w:t xml:space="preserve">Em </w:t>
       </w:r>
-      <w:hyperlink r:id="rId61">
-        <w:r>
-          <w:rPr>
-            <w:lang w:val="pt_PT" w:bidi="pt_PT"/>
-          </w:rPr>
-          <w:rPr>
-            <w:color w:val="0000EE"/>
-            <w:u w:val="single"/>
-          </w:rPr>
-          <w:t>5.1–4</w:t>
-        </w:r>
-      </w:hyperlink>
+      <w:r>
+        <w:rPr>
+          <w:lang w:val="pt_PT" w:bidi="pt_PT"/>
+        </w:rPr>
+        <w:t>5.1–4</w:t>
+      </w:r>
       <w:r>
         <w:rPr>
           <w:lang w:val="pt_PT" w:bidi="pt_PT"/>
@@ -51956,18 +51560,12 @@
         </w:rPr>
         <w:t xml:space="preserve">Em </w:t>
       </w:r>
-      <w:hyperlink r:id="rId62">
-        <w:r>
-          <w:rPr>
-            <w:lang w:val="pt_PT" w:bidi="pt_PT"/>
-          </w:rPr>
-          <w:rPr>
-            <w:color w:val="0000EE"/>
-            <w:u w:val="single"/>
-          </w:rPr>
-          <w:t>5.1–5</w:t>
-        </w:r>
-      </w:hyperlink>
+      <w:r>
+        <w:rPr>
+          <w:lang w:val="pt_PT" w:bidi="pt_PT"/>
+        </w:rPr>
+        <w:t>5.1–5</w:t>
+      </w:r>
       <w:r>
         <w:rPr>
           <w:lang w:val="pt_PT" w:bidi="pt_PT"/>
@@ -53781,18 +53379,12 @@
         </w:rPr>
         <w:t xml:space="preserve">" indica que o que se segue é o resultado de obedecer aos comandos que Pedro deu em </w:t>
       </w:r>
-      <w:hyperlink r:id="rId63">
-        <w:r>
-          <w:rPr>
-            <w:lang w:val="pt_PT" w:bidi="pt_PT"/>
-          </w:rPr>
-          <w:rPr>
-            <w:color w:val="0000EE"/>
-            <w:u w:val="single"/>
-          </w:rPr>
-          <w:t>5.2–3</w:t>
-        </w:r>
-      </w:hyperlink>
+      <w:r>
+        <w:rPr>
+          <w:lang w:val="pt_PT" w:bidi="pt_PT"/>
+        </w:rPr>
+        <w:t>5.2–3</w:t>
+      </w:r>
       <w:r>
         <w:rPr>
           <w:lang w:val="pt_PT" w:bidi="pt_PT"/>
@@ -54015,18 +53607,12 @@
         </w:rPr>
         <w:t xml:space="preserve"> que tem autoridade sobre todos os líderes das assembleias de crentes. Pedro instruiu esses líderes a pastorearem seus rebanhos em </w:t>
       </w:r>
-      <w:hyperlink r:id="rId64">
-        <w:r>
-          <w:rPr>
-            <w:lang w:val="pt_PT" w:bidi="pt_PT"/>
-          </w:rPr>
-          <w:rPr>
-            <w:color w:val="0000EE"/>
-            <w:u w:val="single"/>
-          </w:rPr>
-          <w:t>5.2</w:t>
-        </w:r>
-      </w:hyperlink>
+      <w:r>
+        <w:rPr>
+          <w:lang w:val="pt_PT" w:bidi="pt_PT"/>
+        </w:rPr>
+        <w:t>5.2</w:t>
+      </w:r>
       <w:r>
         <w:rPr>
           <w:lang w:val="pt_PT" w:bidi="pt_PT"/>
@@ -54471,18 +54057,12 @@
         </w:rPr>
         <w:t xml:space="preserve"> mencionada em </w:t>
       </w:r>
-      <w:hyperlink r:id="rId65">
-        <w:r>
-          <w:rPr>
-            <w:lang w:val="pt_PT" w:bidi="pt_PT"/>
-          </w:rPr>
-          <w:rPr>
-            <w:color w:val="0000EE"/>
-            <w:u w:val="single"/>
-          </w:rPr>
-          <w:t>5.1</w:t>
-        </w:r>
-      </w:hyperlink>
+      <w:r>
+        <w:rPr>
+          <w:lang w:val="pt_PT" w:bidi="pt_PT"/>
+        </w:rPr>
+        <w:t>5.1</w:t>
+      </w:r>
       <w:r>
         <w:rPr>
           <w:lang w:val="pt_PT" w:bidi="pt_PT"/>
@@ -54774,18 +54354,12 @@
         </w:rPr>
         <w:t xml:space="preserve"> em </w:t>
       </w:r>
-      <w:hyperlink r:id="rId65">
-        <w:r>
-          <w:rPr>
-            <w:lang w:val="pt_PT" w:bidi="pt_PT"/>
-          </w:rPr>
-          <w:rPr>
-            <w:color w:val="0000EE"/>
-            <w:u w:val="single"/>
-          </w:rPr>
-          <w:t>5.1</w:t>
-        </w:r>
-      </w:hyperlink>
+      <w:r>
+        <w:rPr>
+          <w:lang w:val="pt_PT" w:bidi="pt_PT"/>
+        </w:rPr>
+        <w:t>5.1</w:t>
+      </w:r>
       <w:r>
         <w:rPr>
           <w:lang w:val="pt_PT" w:bidi="pt_PT"/>
@@ -55263,18 +54837,12 @@
         </w:rPr>
         <w:t xml:space="preserve"> introduz uma citação do Antigo Testamento (Pv </w:t>
       </w:r>
-      <w:hyperlink r:id="rId66">
-        <w:r>
-          <w:rPr>
-            <w:lang w:val="pt_PT" w:bidi="pt_PT"/>
-          </w:rPr>
-          <w:rPr>
-            <w:color w:val="0000EE"/>
-            <w:u w:val="single"/>
-          </w:rPr>
-          <w:t>3.34</w:t>
-        </w:r>
-      </w:hyperlink>
+      <w:r>
+        <w:rPr>
+          <w:lang w:val="pt_PT" w:bidi="pt_PT"/>
+        </w:rPr>
+        <w:t>3.34</w:t>
+      </w:r>
       <w:r>
         <w:rPr>
           <w:lang w:val="pt_PT" w:bidi="pt_PT"/>
@@ -55393,18 +54961,12 @@
         </w:rPr>
         <w:t xml:space="preserve">Esta frase é uma citação de Provérbios </w:t>
       </w:r>
-      <w:hyperlink r:id="rId66">
-        <w:r>
-          <w:rPr>
-            <w:lang w:val="pt_PT" w:bidi="pt_PT"/>
-          </w:rPr>
-          <w:rPr>
-            <w:color w:val="0000EE"/>
-            <w:u w:val="single"/>
-          </w:rPr>
-          <w:t>3.34</w:t>
-        </w:r>
-      </w:hyperlink>
+      <w:r>
+        <w:rPr>
+          <w:lang w:val="pt_PT" w:bidi="pt_PT"/>
+        </w:rPr>
+        <w:t>3.34</w:t>
+      </w:r>
       <w:r>
         <w:rPr>
           <w:lang w:val="pt_PT" w:bidi="pt_PT"/>
@@ -56249,18 +55811,12 @@
         </w:rPr>
         <w:t xml:space="preserve"> em </w:t>
       </w:r>
-      <w:hyperlink r:id="rId56">
-        <w:r>
-          <w:rPr>
-            <w:lang w:val="pt_PT" w:bidi="pt_PT"/>
-          </w:rPr>
-          <w:rPr>
-            <w:color w:val="0000EE"/>
-            <w:u w:val="single"/>
-          </w:rPr>
-          <w:t>1.13</w:t>
-        </w:r>
-      </w:hyperlink>
+      <w:r>
+        <w:rPr>
+          <w:lang w:val="pt_PT" w:bidi="pt_PT"/>
+        </w:rPr>
+        <w:t>1.13</w:t>
+      </w:r>
       <w:r>
         <w:rPr>
           <w:lang w:val="pt_PT" w:bidi="pt_PT"/>
@@ -57001,18 +56557,12 @@
         </w:rPr>
         <w:t xml:space="preserve"> em </w:t>
       </w:r>
-      <w:hyperlink r:id="rId67">
-        <w:r>
-          <w:rPr>
-            <w:lang w:val="pt_PT" w:bidi="pt_PT"/>
-          </w:rPr>
-          <w:rPr>
-            <w:color w:val="0000EE"/>
-            <w:u w:val="single"/>
-          </w:rPr>
-          <w:t>2.17</w:t>
-        </w:r>
-      </w:hyperlink>
+      <w:r>
+        <w:rPr>
+          <w:lang w:val="pt_PT" w:bidi="pt_PT"/>
+        </w:rPr>
+        <w:t>2.17</w:t>
+      </w:r>
       <w:r>
         <w:rPr>
           <w:lang w:val="pt_PT" w:bidi="pt_PT"/>
@@ -57346,18 +56896,12 @@
         </w:rPr>
         <w:t xml:space="preserve"> que pode significar: (1) Deus é sempre gracioso. Tradução alternativa: “o Deus que é sempre gracioso”; (2) Deus sempre dá presentes graciosos, como mencionado em </w:t>
       </w:r>
-      <w:hyperlink r:id="rId68">
-        <w:r>
-          <w:rPr>
-            <w:lang w:val="pt_PT" w:bidi="pt_PT"/>
-          </w:rPr>
-          <w:rPr>
-            <w:color w:val="0000EE"/>
-            <w:u w:val="single"/>
-          </w:rPr>
-          <w:t>4.10</w:t>
-        </w:r>
-      </w:hyperlink>
+      <w:r>
+        <w:rPr>
+          <w:lang w:val="pt_PT" w:bidi="pt_PT"/>
+        </w:rPr>
+        <w:t>4.10</w:t>
+      </w:r>
       <w:r>
         <w:rPr>
           <w:lang w:val="pt_PT" w:bidi="pt_PT"/>
@@ -59755,18 +59299,12 @@
         </w:rPr>
         <w:t xml:space="preserve"> em </w:t>
       </w:r>
-      <w:hyperlink r:id="rId69">
-        <w:r>
-          <w:rPr>
-            <w:lang w:val="pt_PT" w:bidi="pt_PT"/>
-          </w:rPr>
-          <w:rPr>
-            <w:color w:val="0000EE"/>
-            <w:u w:val="single"/>
-          </w:rPr>
-          <w:t>5.10</w:t>
-        </w:r>
-      </w:hyperlink>
+      <w:r>
+        <w:rPr>
+          <w:lang w:val="pt_PT" w:bidi="pt_PT"/>
+        </w:rPr>
+        <w:t>5.10</w:t>
+      </w:r>
       <w:r>
         <w:rPr>
           <w:lang w:val="pt_PT" w:bidi="pt_PT"/>
